--- a/templates/刑事辩护/8阅卷笔录.docx
+++ b/templates/刑事辩护/8阅卷笔录.docx
@@ -148,7 +148,7 @@
           <w:sz w:val="28"/>
           <w:szCs w:val="28"/>
         </w:rPr>
-        <w:t>案由：{{九案由}}</w:t>
+        <w:t>案由：{{_9案由}}</w:t>
       </w:r>
     </w:p>
     <w:p>
@@ -166,7 +166,7 @@
           <w:sz w:val="28"/>
           <w:szCs w:val="28"/>
         </w:rPr>
-        <w:t>委托人：{{二委托人}}</w:t>
+        <w:t>委托人：{{_2委托人}}</w:t>
       </w:r>
       <w:bookmarkStart w:id="0" w:name="_GoBack"/>
       <w:bookmarkEnd w:id="0"/>
